--- a/word_templates/RAO_LD_OOO.docx
+++ b/word_templates/RAO_LD_OOO.docx
@@ -1,6 +1,6 @@
 
 <file path=word/document.xml><?xml version="1.0" encoding="utf-8"?>
-<w:document xmlns:wpc="http://schemas.microsoft.com/office/word/2010/wordprocessingCanvas" xmlns:cx="http://schemas.microsoft.com/office/drawing/2014/chartex" xmlns:cx1="http://schemas.microsoft.com/office/drawing/2015/9/8/chartex" xmlns:mc="http://schemas.openxmlformats.org/markup-compatibility/2006" xmlns:o="urn:schemas-microsoft-com:office:office" xmlns:r="http://schemas.openxmlformats.org/officeDocument/2006/relationships" xmlns:m="http://schemas.openxmlformats.org/officeDocument/2006/math" xmlns:v="urn:schemas-microsoft-com:vml" xmlns:wp14="http://schemas.microsoft.com/office/word/2010/wordprocessingDrawing" xmlns:wp="http://schemas.openxmlformats.org/drawingml/2006/wordprocessingDrawing" xmlns:w10="urn:schemas-microsoft-com:office:word" xmlns:w="http://schemas.openxmlformats.org/wordprocessingml/2006/main" xmlns:w14="http://schemas.microsoft.com/office/word/2010/wordml" xmlns:w15="http://schemas.microsoft.com/office/word/2012/wordml" xmlns:w16se="http://schemas.microsoft.com/office/word/2015/wordml/symex" xmlns:wpg="http://schemas.microsoft.com/office/word/2010/wordprocessingGroup" xmlns:wpi="http://schemas.microsoft.com/office/word/2010/wordprocessingInk" xmlns:wne="http://schemas.microsoft.com/office/word/2006/wordml" xmlns:wps="http://schemas.microsoft.com/office/word/2010/wordprocessingShape" mc:Ignorable="w14 w15 w16se wp14">
+<w:document xmlns:wpc="http://schemas.microsoft.com/office/word/2010/wordprocessingCanvas" xmlns:cx="http://schemas.microsoft.com/office/drawing/2014/chartex" xmlns:cx1="http://schemas.microsoft.com/office/drawing/2015/9/8/chartex" xmlns:cx2="http://schemas.microsoft.com/office/drawing/2015/10/21/chartex" xmlns:cx3="http://schemas.microsoft.com/office/drawing/2016/5/9/chartex" xmlns:cx4="http://schemas.microsoft.com/office/drawing/2016/5/10/chartex" xmlns:cx5="http://schemas.microsoft.com/office/drawing/2016/5/11/chartex" xmlns:cx6="http://schemas.microsoft.com/office/drawing/2016/5/12/chartex" xmlns:cx7="http://schemas.microsoft.com/office/drawing/2016/5/13/chartex" xmlns:cx8="http://schemas.microsoft.com/office/drawing/2016/5/14/chartex" xmlns:mc="http://schemas.openxmlformats.org/markup-compatibility/2006" xmlns:aink="http://schemas.microsoft.com/office/drawing/2016/ink" xmlns:am3d="http://schemas.microsoft.com/office/drawing/2017/model3d" xmlns:o="urn:schemas-microsoft-com:office:office" xmlns:oel="http://schemas.microsoft.com/office/2019/extlst" xmlns:r="http://schemas.openxmlformats.org/officeDocument/2006/relationships" xmlns:m="http://schemas.openxmlformats.org/officeDocument/2006/math" xmlns:v="urn:schemas-microsoft-com:vml" xmlns:wp14="http://schemas.microsoft.com/office/word/2010/wordprocessingDrawing" xmlns:wp="http://schemas.openxmlformats.org/drawingml/2006/wordprocessingDrawing" xmlns:w10="urn:schemas-microsoft-com:office:word" xmlns:w="http://schemas.openxmlformats.org/wordprocessingml/2006/main" xmlns:w14="http://schemas.microsoft.com/office/word/2010/wordml" xmlns:w15="http://schemas.microsoft.com/office/word/2012/wordml" xmlns:w16cex="http://schemas.microsoft.com/office/word/2018/wordml/cex" xmlns:w16cid="http://schemas.microsoft.com/office/word/2016/wordml/cid" xmlns:w16="http://schemas.microsoft.com/office/word/2018/wordml" xmlns:w16sdtdh="http://schemas.microsoft.com/office/word/2020/wordml/sdtdatahash" xmlns:w16se="http://schemas.microsoft.com/office/word/2015/wordml/symex" xmlns:wpg="http://schemas.microsoft.com/office/word/2010/wordprocessingGroup" xmlns:wpi="http://schemas.microsoft.com/office/word/2010/wordprocessingInk" xmlns:wne="http://schemas.microsoft.com/office/word/2006/wordml" xmlns:wps="http://schemas.microsoft.com/office/word/2010/wordprocessingShape" mc:Ignorable="w14 w15 w16se w16cid w16 w16cex w16sdtdh wp14">
   <w:body>
     <w:p>
       <w:pPr>
@@ -778,23 +778,7 @@
           <w:sz w:val="16"/>
           <w:szCs w:val="16"/>
         </w:rPr>
-        <w:t xml:space="preserve"> – российский или зарубежный </w:t>
-      </w:r>
-      <w:proofErr w:type="gramStart"/>
-      <w:r>
-        <w:rPr>
-          <w:sz w:val="16"/>
-          <w:szCs w:val="16"/>
-        </w:rPr>
-        <w:t>автор</w:t>
-      </w:r>
-      <w:proofErr w:type="gramEnd"/>
-      <w:r>
-        <w:rPr>
-          <w:sz w:val="16"/>
-          <w:szCs w:val="16"/>
-        </w:rPr>
-        <w:t xml:space="preserve"> или иное лицо (в том числе юридическое), обладающее исключительным правом либо правом использования на исключительной основе (исключительной лицензией) на </w:t>
+        <w:t xml:space="preserve"> – российский или зарубежный автор или иное лицо (в том числе юридическое), обладающее исключительным правом либо правом использования на исключительной основе (исключительной лицензией) на </w:t>
       </w:r>
       <w:r>
         <w:rPr>
@@ -852,23 +836,7 @@
           <w:sz w:val="16"/>
           <w:szCs w:val="16"/>
         </w:rPr>
-        <w:t xml:space="preserve"> и в открытой Общественно-государственной </w:t>
-      </w:r>
-      <w:proofErr w:type="spellStart"/>
-      <w:r>
-        <w:rPr>
-          <w:sz w:val="16"/>
-          <w:szCs w:val="16"/>
-        </w:rPr>
-        <w:t>блокчейн</w:t>
-      </w:r>
-      <w:proofErr w:type="spellEnd"/>
-      <w:r>
-        <w:rPr>
-          <w:sz w:val="16"/>
-          <w:szCs w:val="16"/>
-        </w:rPr>
-        <w:t xml:space="preserve">-инфраструктуре управления интеллектуальными правами сеть РЦИС.РФ (Интернет-сайт: </w:t>
+        <w:t xml:space="preserve"> и в открытой Общественно-государственной блокчейн-инфраструктуре управления интеллектуальными правами сеть РЦИС.РФ (Интернет-сайт: </w:t>
       </w:r>
       <w:proofErr w:type="spellStart"/>
       <w:r>
@@ -936,7 +904,7 @@
           <w:sz w:val="16"/>
           <w:szCs w:val="16"/>
         </w:rPr>
-        <w:t xml:space="preserve">) и в открытой Общественно-государственной </w:t>
+        <w:t xml:space="preserve">) и в открытой Общественно-государственной блокчейн-инфраструктуре управления интеллектуальными правами сеть РЦИС.РФ (Интернет-сайт: </w:t>
       </w:r>
       <w:proofErr w:type="spellStart"/>
       <w:r>
@@ -944,7 +912,7 @@
           <w:sz w:val="16"/>
           <w:szCs w:val="16"/>
         </w:rPr>
-        <w:t>блокчейн</w:t>
+        <w:t>сеть.рцис.рф</w:t>
       </w:r>
       <w:proofErr w:type="spellEnd"/>
       <w:r>
@@ -952,22 +920,6 @@
           <w:sz w:val="16"/>
           <w:szCs w:val="16"/>
         </w:rPr>
-        <w:t xml:space="preserve">-инфраструктуре управления интеллектуальными правами сеть РЦИС.РФ (Интернет-сайт: </w:t>
-      </w:r>
-      <w:proofErr w:type="spellStart"/>
-      <w:r>
-        <w:rPr>
-          <w:sz w:val="16"/>
-          <w:szCs w:val="16"/>
-        </w:rPr>
-        <w:t>сеть.рцис.рф</w:t>
-      </w:r>
-      <w:proofErr w:type="spellEnd"/>
-      <w:r>
-        <w:rPr>
-          <w:sz w:val="16"/>
-          <w:szCs w:val="16"/>
-        </w:rPr>
         <w:t xml:space="preserve">);  </w:t>
       </w:r>
     </w:p>
@@ -1245,23 +1197,7 @@
           <w:sz w:val="16"/>
           <w:szCs w:val="16"/>
         </w:rPr>
-        <w:t xml:space="preserve">– объект (-ты) движимого или недвижимого имущества, в том числе земельный участок (независимо от наличия или отсутствия кадастрового учета), который принадлежит Пользователю на праве собственности, аренды или ином </w:t>
-      </w:r>
-      <w:proofErr w:type="gramStart"/>
-      <w:r>
-        <w:rPr>
-          <w:sz w:val="16"/>
-          <w:szCs w:val="16"/>
-        </w:rPr>
-        <w:t>вещном</w:t>
-      </w:r>
-      <w:proofErr w:type="gramEnd"/>
-      <w:r>
-        <w:rPr>
-          <w:sz w:val="16"/>
-          <w:szCs w:val="16"/>
-        </w:rPr>
-        <w:t xml:space="preserve"> или обязательственном праве, и на территории которого Пользователь организует либо осуществляет Публичное исполнение, или Объект, который не принадлежит Пользователю, но на котором Пользователь организует осуществление Публичного исполнения Произведений</w:t>
+        <w:t>– объект (-ты) движимого или недвижимого имущества, в том числе земельный участок (независимо от наличия или отсутствия кадастрового учета), который принадлежит Пользователю на праве собственности, аренды или ином вещном или обязательственном праве, и на территории которого Пользователь организует либо осуществляет Публичное исполнение, или Объект, который не принадлежит Пользователю, но на котором Пользователь организует осуществление Публичного исполнения Произведений</w:t>
       </w:r>
       <w:r>
         <w:rPr>
@@ -7030,7 +6966,7 @@
           <w:szCs w:val="16"/>
         </w:rPr>
         <w:lastRenderedPageBreak/>
-        <w:t>Стороны согласовали, что электронная переписка, осуществляемая Сторонами в рамках выполнения настоящего Договора по e-</w:t>
+        <w:t xml:space="preserve">Стороны согласовали, что электронная переписка, осуществляемая Сторонами в рамках выполнения настоящего Договора по </w:t>
       </w:r>
       <w:proofErr w:type="spellStart"/>
       <w:r>
@@ -7038,7 +6974,7 @@
           <w:sz w:val="16"/>
           <w:szCs w:val="16"/>
         </w:rPr>
-        <w:t>mail</w:t>
+        <w:t>e-mail</w:t>
       </w:r>
       <w:proofErr w:type="spellEnd"/>
       <w:r>
@@ -8336,23 +8272,7 @@
                 <w:sz w:val="16"/>
                 <w:szCs w:val="16"/>
               </w:rPr>
-              <w:t>E-</w:t>
-            </w:r>
-            <w:proofErr w:type="spellStart"/>
-            <w:r>
-              <w:rPr>
-                <w:sz w:val="16"/>
-                <w:szCs w:val="16"/>
-              </w:rPr>
-              <w:t>mail</w:t>
-            </w:r>
-            <w:proofErr w:type="spellEnd"/>
-            <w:r>
-              <w:rPr>
-                <w:sz w:val="16"/>
-                <w:szCs w:val="16"/>
-              </w:rPr>
-              <w:t xml:space="preserve"> для отчета: </w:t>
+              <w:t xml:space="preserve">E-mail для отчета: </w:t>
             </w:r>
             <w:hyperlink r:id="rId12" w:history="1">
               <w:r>
@@ -8474,21 +8394,12 @@
                 <w:szCs w:val="16"/>
               </w:rPr>
             </w:pPr>
-            <w:proofErr w:type="spellStart"/>
             <w:r>
               <w:rPr>
                 <w:sz w:val="16"/>
                 <w:szCs w:val="16"/>
               </w:rPr>
-              <w:t>кор</w:t>
-            </w:r>
-            <w:proofErr w:type="spellEnd"/>
-            <w:r>
-              <w:rPr>
-                <w:sz w:val="16"/>
-                <w:szCs w:val="16"/>
-              </w:rPr>
-              <w:t xml:space="preserve">. </w:t>
+              <w:t xml:space="preserve">кор. </w:t>
             </w:r>
             <w:proofErr w:type="spellStart"/>
             <w:r>
@@ -8552,23 +8463,7 @@
                 <w:sz w:val="16"/>
                 <w:szCs w:val="16"/>
               </w:rPr>
-              <w:t>E-</w:t>
-            </w:r>
-            <w:proofErr w:type="spellStart"/>
-            <w:r>
-              <w:rPr>
-                <w:sz w:val="16"/>
-                <w:szCs w:val="16"/>
-              </w:rPr>
-              <w:t>mail</w:t>
-            </w:r>
-            <w:proofErr w:type="spellEnd"/>
-            <w:r>
-              <w:rPr>
-                <w:sz w:val="16"/>
-                <w:szCs w:val="16"/>
-              </w:rPr>
-              <w:t>: {{MAIL}}</w:t>
+              <w:t>E-mail: {{MAIL}}</w:t>
             </w:r>
           </w:p>
         </w:tc>
@@ -9141,8 +9036,6 @@
           <w:szCs w:val="16"/>
         </w:rPr>
       </w:pPr>
-      <w:bookmarkStart w:id="0" w:name="_GoBack"/>
-      <w:bookmarkEnd w:id="0"/>
     </w:p>
     <w:p>
       <w:pPr>
@@ -10248,6 +10141,7 @@
         <w:spacing w:before="120"/>
         <w:jc w:val="both"/>
         <w:rPr>
+          <w:b/>
           <w:bCs/>
           <w:sz w:val="16"/>
           <w:szCs w:val="16"/>
@@ -10255,6 +10149,8 @@
       </w:pPr>
       <w:r>
         <w:rPr>
+          <w:b/>
+          <w:bCs/>
           <w:sz w:val="16"/>
           <w:szCs w:val="16"/>
           <w:lang w:val="en-US"/>
@@ -10264,6 +10160,8 @@
       <w:proofErr w:type="spellStart"/>
       <w:r>
         <w:rPr>
+          <w:b/>
+          <w:bCs/>
           <w:sz w:val="16"/>
           <w:szCs w:val="16"/>
         </w:rPr>
@@ -10272,6 +10170,8 @@
       <w:proofErr w:type="spellEnd"/>
       <w:r>
         <w:rPr>
+          <w:b/>
+          <w:bCs/>
           <w:sz w:val="16"/>
           <w:szCs w:val="16"/>
           <w:lang w:val="en-US"/>
@@ -10280,6 +10180,8 @@
       </w:r>
       <w:r>
         <w:rPr>
+          <w:b/>
+          <w:bCs/>
           <w:sz w:val="16"/>
           <w:szCs w:val="16"/>
         </w:rPr>
@@ -10287,6 +10189,7 @@
       </w:r>
       <w:r>
         <w:rPr>
+          <w:b/>
           <w:bCs/>
           <w:sz w:val="16"/>
           <w:szCs w:val="16"/>
@@ -11547,7 +11450,7 @@
                       <v:stroke joinstyle="miter"/>
                       <v:path gradientshapeok="t" o:connecttype="rect"/>
                     </v:shapetype>
-                    <v:shape id="WordArt 2" o:spid="_x0000_s1026" type="#_x0000_t202" style="position:absolute;left:0;text-align:left;margin-left:15.8pt;margin-top:6.65pt;width:404.55pt;height:49.25pt;rotation:-2402030fd;z-index:-251657728;visibility:visible;mso-wrap-style:square;mso-width-percent:0;mso-height-percent:0;mso-wrap-distance-left:9pt;mso-wrap-distance-top:0;mso-wrap-distance-right:9pt;mso-wrap-distance-bottom:0;mso-position-horizontal:absolute;mso-position-horizontal-relative:text;mso-position-vertical:absolute;mso-position-vertical-relative:text;mso-width-percent:0;mso-height-percent:0;mso-width-relative:page;mso-height-relative:page;v-text-anchor:top" o:gfxdata="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" filled="f" stroked="f">
+                    <v:shape id="WordArt 2" o:spid="_x0000_s1026" type="#_x0000_t202" style="position:absolute;left:0;text-align:left;margin-left:15.8pt;margin-top:6.65pt;width:404.55pt;height:49.25pt;rotation:-2402030fd;z-index:-251657728;visibility:visible;mso-wrap-style:square;mso-width-percent:0;mso-height-percent:0;mso-wrap-distance-left:9pt;mso-wrap-distance-top:0;mso-wrap-distance-right:9pt;mso-wrap-distance-bottom:0;mso-position-horizontal:absolute;mso-position-horizontal-relative:text;mso-position-vertical:absolute;mso-position-vertical-relative:text;mso-width-percent:0;mso-height-percent:0;mso-width-relative:page;mso-height-relative:page;v-text-anchor:top" o:gfxdata="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" filled="f" stroked="f">
                       <o:lock v:ext="edit" shapetype="t"/>
                       <v:textbox style="mso-fit-shape-to-text:t">
                         <w:txbxContent>
@@ -12849,56 +12752,8 @@
 </w:document>
 </file>
 
-<file path=word/commentsExtensible.xml><?xml version="1.0" encoding="utf-8"?>
-<w16cex:commentsExtensible xmlns:wpc="http://schemas.microsoft.com/office/word/2010/wordprocessingCanvas" xmlns:cx="http://schemas.microsoft.com/office/drawing/2014/chartex" xmlns:cx1="http://schemas.microsoft.com/office/drawing/2015/9/8/chartex" xmlns:cx2="http://schemas.microsoft.com/office/drawing/2015/10/21/chartex" xmlns:cx3="http://schemas.microsoft.com/office/drawing/2016/5/9/chartex" xmlns:cx4="http://schemas.microsoft.com/office/drawing/2016/5/10/chartex" xmlns:cx5="http://schemas.microsoft.com/office/drawing/2016/5/11/chartex" xmlns:cx6="http://schemas.microsoft.com/office/drawing/2016/5/12/chartex" xmlns:cx7="http://schemas.microsoft.com/office/drawing/2016/5/13/chartex" xmlns:cx8="http://schemas.microsoft.com/office/drawing/2016/5/14/chartex" xmlns:cr="http://schemas.microsoft.com/office/comments/2020/reactions" xmlns:mc="http://schemas.openxmlformats.org/markup-compatibility/2006" xmlns:aink="http://schemas.microsoft.com/office/drawing/2016/ink" xmlns:am3d="http://schemas.microsoft.com/office/drawing/2017/model3d" xmlns:o="urn:schemas-microsoft-com:office:office" xmlns:oel="http://schemas.microsoft.com/office/2019/extlst" xmlns:r="http://schemas.openxmlformats.org/officeDocument/2006/relationships" xmlns:m="http://schemas.openxmlformats.org/officeDocument/2006/math" xmlns:v="urn:schemas-microsoft-com:vml" xmlns:wp14="http://schemas.microsoft.com/office/word/2010/wordprocessingDrawing" xmlns:wp="http://schemas.openxmlformats.org/drawingml/2006/wordprocessingDrawing" xmlns:w10="urn:schemas-microsoft-com:office:word" xmlns:w="http://schemas.openxmlformats.org/wordprocessingml/2006/main" xmlns:w14="http://schemas.microsoft.com/office/word/2010/wordml" xmlns:w15="http://schemas.microsoft.com/office/word/2012/wordml" xmlns:w16cex="http://schemas.microsoft.com/office/word/2018/wordml/cex" xmlns:w16cid="http://schemas.microsoft.com/office/word/2016/wordml/cid" xmlns:w16="http://schemas.microsoft.com/office/word/2018/wordml" xmlns:w16du="http://schemas.microsoft.com/office/word/2023/wordml/word16du" xmlns:w16sdtdh="http://schemas.microsoft.com/office/word/2020/wordml/sdtdatahash" xmlns:w16sdtfl="http://schemas.microsoft.com/office/word/2024/wordml/sdtformatlock" xmlns:w16se="http://schemas.microsoft.com/office/word/2015/wordml/symex" xmlns:wpg="http://schemas.microsoft.com/office/word/2010/wordprocessingGroup" xmlns:wpi="http://schemas.microsoft.com/office/word/2010/wordprocessingInk" xmlns:wne="http://schemas.microsoft.com/office/word/2006/wordml" xmlns:wps="http://schemas.microsoft.com/office/word/2010/wordprocessingShape" mc:Ignorable="w14 w15 w16se w16cid w16 w16cex w16sdtdh w16sdtfl cr w16du wp14">
-  <w16cex:commentExtensible w16cex:durableId="08168956" w16cex:dateUtc="2026-01-06T14:13:00Z"/>
-  <w16cex:commentExtensible w16cex:durableId="42BB27E3" w16cex:dateUtc="2026-01-06T14:13:00Z"/>
-  <w16cex:commentExtensible w16cex:durableId="2D0793FB" w16cex:dateUtc="2026-01-06T11:00:00Z"/>
-  <w16cex:commentExtensible w16cex:durableId="012C14E2" w16cex:dateUtc="2026-01-06T14:14:00Z"/>
-  <w16cex:commentExtensible w16cex:durableId="2D079E8F" w16cex:dateUtc="2026-01-06T11:45:00Z"/>
-  <w16cex:commentExtensible w16cex:durableId="2D079F10" w16cex:dateUtc="2026-01-06T11:47:00Z"/>
-  <w16cex:commentExtensible w16cex:durableId="2D079F28" w16cex:dateUtc="2026-01-06T11:48:00Z"/>
-  <w16cex:commentExtensible w16cex:durableId="2D079F3C" w16cex:dateUtc="2026-01-06T11:48:00Z"/>
-  <w16cex:commentExtensible w16cex:durableId="2D079F50" w16cex:dateUtc="2026-01-06T11:48:00Z"/>
-  <w16cex:commentExtensible w16cex:durableId="2D079F5D" w16cex:dateUtc="2026-01-06T11:49:00Z"/>
-  <w16cex:commentExtensible w16cex:durableId="2D079F64" w16cex:dateUtc="2026-01-06T11:49:00Z"/>
-  <w16cex:commentExtensible w16cex:durableId="2D079F73" w16cex:dateUtc="2026-01-06T11:49:00Z"/>
-  <w16cex:commentExtensible w16cex:durableId="2D079F90" w16cex:dateUtc="2026-01-06T11:49:00Z"/>
-  <w16cex:commentExtensible w16cex:durableId="2D079FA6" w16cex:dateUtc="2026-01-06T11:50:00Z"/>
-  <w16cex:commentExtensible w16cex:durableId="2D079FC0" w16cex:dateUtc="2026-01-06T11:50:00Z"/>
-  <w16cex:commentExtensible w16cex:durableId="2D079FD7" w16cex:dateUtc="2026-01-06T11:51:00Z"/>
-  <w16cex:commentExtensible w16cex:durableId="2D079FE0" w16cex:dateUtc="2026-01-06T11:51:00Z"/>
-  <w16cex:commentExtensible w16cex:durableId="2D079FE8" w16cex:dateUtc="2026-01-06T11:51:00Z"/>
-  <w16cex:commentExtensible w16cex:durableId="2D079FF3" w16cex:dateUtc="2026-01-06T11:51:00Z"/>
-</w16cex:commentsExtensible>
-</file>
-
-<file path=word/commentsIds.xml><?xml version="1.0" encoding="utf-8"?>
-<w16cid:commentsIds xmlns:wpc="http://schemas.microsoft.com/office/word/2010/wordprocessingCanvas" xmlns:cx="http://schemas.microsoft.com/office/drawing/2014/chartex" xmlns:cx1="http://schemas.microsoft.com/office/drawing/2015/9/8/chartex" xmlns:cx2="http://schemas.microsoft.com/office/drawing/2015/10/21/chartex" xmlns:cx3="http://schemas.microsoft.com/office/drawing/2016/5/9/chartex" xmlns:cx4="http://schemas.microsoft.com/office/drawing/2016/5/10/chartex" xmlns:cx5="http://schemas.microsoft.com/office/drawing/2016/5/11/chartex" xmlns:cx6="http://schemas.microsoft.com/office/drawing/2016/5/12/chartex" xmlns:cx7="http://schemas.microsoft.com/office/drawing/2016/5/13/chartex" xmlns:cx8="http://schemas.microsoft.com/office/drawing/2016/5/14/chartex" xmlns:mc="http://schemas.openxmlformats.org/markup-compatibility/2006" xmlns:aink="http://schemas.microsoft.com/office/drawing/2016/ink" xmlns:am3d="http://schemas.microsoft.com/office/drawing/2017/model3d" xmlns:o="urn:schemas-microsoft-com:office:office" xmlns:oel="http://schemas.microsoft.com/office/2019/extlst" xmlns:r="http://schemas.openxmlformats.org/officeDocument/2006/relationships" xmlns:m="http://schemas.openxmlformats.org/officeDocument/2006/math" xmlns:v="urn:schemas-microsoft-com:vml" xmlns:wp14="http://schemas.microsoft.com/office/word/2010/wordprocessingDrawing" xmlns:wp="http://schemas.openxmlformats.org/drawingml/2006/wordprocessingDrawing" xmlns:w10="urn:schemas-microsoft-com:office:word" xmlns:w="http://schemas.openxmlformats.org/wordprocessingml/2006/main" xmlns:w14="http://schemas.microsoft.com/office/word/2010/wordml" xmlns:w15="http://schemas.microsoft.com/office/word/2012/wordml" xmlns:w16cex="http://schemas.microsoft.com/office/word/2018/wordml/cex" xmlns:w16cid="http://schemas.microsoft.com/office/word/2016/wordml/cid" xmlns:w16="http://schemas.microsoft.com/office/word/2018/wordml" xmlns:w16du="http://schemas.microsoft.com/office/word/2023/wordml/word16du" xmlns:w16sdtdh="http://schemas.microsoft.com/office/word/2020/wordml/sdtdatahash" xmlns:w16sdtfl="http://schemas.microsoft.com/office/word/2024/wordml/sdtformatlock" xmlns:w16se="http://schemas.microsoft.com/office/word/2015/wordml/symex" xmlns:wpg="http://schemas.microsoft.com/office/word/2010/wordprocessingGroup" xmlns:wpi="http://schemas.microsoft.com/office/word/2010/wordprocessingInk" xmlns:wne="http://schemas.microsoft.com/office/word/2006/wordml" xmlns:wps="http://schemas.microsoft.com/office/word/2010/wordprocessingShape" mc:Ignorable="w14 w15 w16se w16cid w16 w16cex w16sdtdh w16sdtfl w16du wp14">
-  <w16cid:commentId w16cid:paraId="5D74BBFD" w16cid:durableId="08168956"/>
-  <w16cid:commentId w16cid:paraId="0E98BE37" w16cid:durableId="42BB27E3"/>
-  <w16cid:commentId w16cid:paraId="0BC37EA8" w16cid:durableId="2D0793FB"/>
-  <w16cid:commentId w16cid:paraId="464B5216" w16cid:durableId="012C14E2"/>
-  <w16cid:commentId w16cid:paraId="2DD93FEB" w16cid:durableId="2D079E8F"/>
-  <w16cid:commentId w16cid:paraId="3735CB68" w16cid:durableId="2D079F10"/>
-  <w16cid:commentId w16cid:paraId="5038937D" w16cid:durableId="2D079F28"/>
-  <w16cid:commentId w16cid:paraId="2F918059" w16cid:durableId="2D079F3C"/>
-  <w16cid:commentId w16cid:paraId="1E8878EB" w16cid:durableId="2D079F50"/>
-  <w16cid:commentId w16cid:paraId="1973E81D" w16cid:durableId="2D079F5D"/>
-  <w16cid:commentId w16cid:paraId="61F705D7" w16cid:durableId="2D079F64"/>
-  <w16cid:commentId w16cid:paraId="3A218C81" w16cid:durableId="2D079F73"/>
-  <w16cid:commentId w16cid:paraId="47AAAC72" w16cid:durableId="2D079F90"/>
-  <w16cid:commentId w16cid:paraId="35C77E47" w16cid:durableId="2D079FA6"/>
-  <w16cid:commentId w16cid:paraId="00E226F9" w16cid:durableId="2D079FC0"/>
-  <w16cid:commentId w16cid:paraId="0AACE547" w16cid:durableId="2D079FD7"/>
-  <w16cid:commentId w16cid:paraId="002FFF7C" w16cid:durableId="2D079FE0"/>
-  <w16cid:commentId w16cid:paraId="2C8FB3C3" w16cid:durableId="2D079FE8"/>
-  <w16cid:commentId w16cid:paraId="27C4C606" w16cid:durableId="2D079FF3"/>
-</w16cid:commentsIds>
-</file>
-
 <file path=word/endnotes.xml><?xml version="1.0" encoding="utf-8"?>
-<w:endnotes xmlns:wpc="http://schemas.microsoft.com/office/word/2010/wordprocessingCanvas" xmlns:cx="http://schemas.microsoft.com/office/drawing/2014/chartex" xmlns:cx1="http://schemas.microsoft.com/office/drawing/2015/9/8/chartex" xmlns:mc="http://schemas.openxmlformats.org/markup-compatibility/2006" xmlns:o="urn:schemas-microsoft-com:office:office" xmlns:r="http://schemas.openxmlformats.org/officeDocument/2006/relationships" xmlns:m="http://schemas.openxmlformats.org/officeDocument/2006/math" xmlns:v="urn:schemas-microsoft-com:vml" xmlns:wp14="http://schemas.microsoft.com/office/word/2010/wordprocessingDrawing" xmlns:wp="http://schemas.openxmlformats.org/drawingml/2006/wordprocessingDrawing" xmlns:w10="urn:schemas-microsoft-com:office:word" xmlns:w="http://schemas.openxmlformats.org/wordprocessingml/2006/main" xmlns:w14="http://schemas.microsoft.com/office/word/2010/wordml" xmlns:w15="http://schemas.microsoft.com/office/word/2012/wordml" xmlns:w16se="http://schemas.microsoft.com/office/word/2015/wordml/symex" xmlns:wpg="http://schemas.microsoft.com/office/word/2010/wordprocessingGroup" xmlns:wpi="http://schemas.microsoft.com/office/word/2010/wordprocessingInk" xmlns:wne="http://schemas.microsoft.com/office/word/2006/wordml" xmlns:wps="http://schemas.microsoft.com/office/word/2010/wordprocessingShape" mc:Ignorable="w14 w15 w16se wp14">
+<w:endnotes xmlns:wpc="http://schemas.microsoft.com/office/word/2010/wordprocessingCanvas" xmlns:cx="http://schemas.microsoft.com/office/drawing/2014/chartex" xmlns:cx1="http://schemas.microsoft.com/office/drawing/2015/9/8/chartex" xmlns:cx2="http://schemas.microsoft.com/office/drawing/2015/10/21/chartex" xmlns:cx3="http://schemas.microsoft.com/office/drawing/2016/5/9/chartex" xmlns:cx4="http://schemas.microsoft.com/office/drawing/2016/5/10/chartex" xmlns:cx5="http://schemas.microsoft.com/office/drawing/2016/5/11/chartex" xmlns:cx6="http://schemas.microsoft.com/office/drawing/2016/5/12/chartex" xmlns:cx7="http://schemas.microsoft.com/office/drawing/2016/5/13/chartex" xmlns:cx8="http://schemas.microsoft.com/office/drawing/2016/5/14/chartex" xmlns:mc="http://schemas.openxmlformats.org/markup-compatibility/2006" xmlns:aink="http://schemas.microsoft.com/office/drawing/2016/ink" xmlns:am3d="http://schemas.microsoft.com/office/drawing/2017/model3d" xmlns:o="urn:schemas-microsoft-com:office:office" xmlns:oel="http://schemas.microsoft.com/office/2019/extlst" xmlns:r="http://schemas.openxmlformats.org/officeDocument/2006/relationships" xmlns:m="http://schemas.openxmlformats.org/officeDocument/2006/math" xmlns:v="urn:schemas-microsoft-com:vml" xmlns:wp14="http://schemas.microsoft.com/office/word/2010/wordprocessingDrawing" xmlns:wp="http://schemas.openxmlformats.org/drawingml/2006/wordprocessingDrawing" xmlns:w10="urn:schemas-microsoft-com:office:word" xmlns:w="http://schemas.openxmlformats.org/wordprocessingml/2006/main" xmlns:w14="http://schemas.microsoft.com/office/word/2010/wordml" xmlns:w15="http://schemas.microsoft.com/office/word/2012/wordml" xmlns:w16cex="http://schemas.microsoft.com/office/word/2018/wordml/cex" xmlns:w16cid="http://schemas.microsoft.com/office/word/2016/wordml/cid" xmlns:w16="http://schemas.microsoft.com/office/word/2018/wordml" xmlns:w16sdtdh="http://schemas.microsoft.com/office/word/2020/wordml/sdtdatahash" xmlns:w16se="http://schemas.microsoft.com/office/word/2015/wordml/symex" xmlns:wpg="http://schemas.microsoft.com/office/word/2010/wordprocessingGroup" xmlns:wpi="http://schemas.microsoft.com/office/word/2010/wordprocessingInk" xmlns:wne="http://schemas.microsoft.com/office/word/2006/wordml" xmlns:wps="http://schemas.microsoft.com/office/word/2010/wordprocessingShape" mc:Ignorable="w14 w15 w16se w16cid w16 w16cex w16sdtdh wp14">
   <w:endnote w:type="separator" w:id="-1">
     <w:p>
       <w:r>
@@ -12917,7 +12772,7 @@
 </file>
 
 <file path=word/footer1.xml><?xml version="1.0" encoding="utf-8"?>
-<w:ftr xmlns:wpc="http://schemas.microsoft.com/office/word/2010/wordprocessingCanvas" xmlns:cx="http://schemas.microsoft.com/office/drawing/2014/chartex" xmlns:cx1="http://schemas.microsoft.com/office/drawing/2015/9/8/chartex" xmlns:mc="http://schemas.openxmlformats.org/markup-compatibility/2006" xmlns:o="urn:schemas-microsoft-com:office:office" xmlns:r="http://schemas.openxmlformats.org/officeDocument/2006/relationships" xmlns:m="http://schemas.openxmlformats.org/officeDocument/2006/math" xmlns:v="urn:schemas-microsoft-com:vml" xmlns:wp14="http://schemas.microsoft.com/office/word/2010/wordprocessingDrawing" xmlns:wp="http://schemas.openxmlformats.org/drawingml/2006/wordprocessingDrawing" xmlns:w10="urn:schemas-microsoft-com:office:word" xmlns:w="http://schemas.openxmlformats.org/wordprocessingml/2006/main" xmlns:w14="http://schemas.microsoft.com/office/word/2010/wordml" xmlns:w15="http://schemas.microsoft.com/office/word/2012/wordml" xmlns:w16se="http://schemas.microsoft.com/office/word/2015/wordml/symex" xmlns:wpg="http://schemas.microsoft.com/office/word/2010/wordprocessingGroup" xmlns:wpi="http://schemas.microsoft.com/office/word/2010/wordprocessingInk" xmlns:wne="http://schemas.microsoft.com/office/word/2006/wordml" xmlns:wps="http://schemas.microsoft.com/office/word/2010/wordprocessingShape" mc:Ignorable="w14 w15 w16se wp14">
+<w:ftr xmlns:wpc="http://schemas.microsoft.com/office/word/2010/wordprocessingCanvas" xmlns:cx="http://schemas.microsoft.com/office/drawing/2014/chartex" xmlns:cx1="http://schemas.microsoft.com/office/drawing/2015/9/8/chartex" xmlns:cx2="http://schemas.microsoft.com/office/drawing/2015/10/21/chartex" xmlns:cx3="http://schemas.microsoft.com/office/drawing/2016/5/9/chartex" xmlns:cx4="http://schemas.microsoft.com/office/drawing/2016/5/10/chartex" xmlns:cx5="http://schemas.microsoft.com/office/drawing/2016/5/11/chartex" xmlns:cx6="http://schemas.microsoft.com/office/drawing/2016/5/12/chartex" xmlns:cx7="http://schemas.microsoft.com/office/drawing/2016/5/13/chartex" xmlns:cx8="http://schemas.microsoft.com/office/drawing/2016/5/14/chartex" xmlns:mc="http://schemas.openxmlformats.org/markup-compatibility/2006" xmlns:aink="http://schemas.microsoft.com/office/drawing/2016/ink" xmlns:am3d="http://schemas.microsoft.com/office/drawing/2017/model3d" xmlns:o="urn:schemas-microsoft-com:office:office" xmlns:oel="http://schemas.microsoft.com/office/2019/extlst" xmlns:r="http://schemas.openxmlformats.org/officeDocument/2006/relationships" xmlns:m="http://schemas.openxmlformats.org/officeDocument/2006/math" xmlns:v="urn:schemas-microsoft-com:vml" xmlns:wp14="http://schemas.microsoft.com/office/word/2010/wordprocessingDrawing" xmlns:wp="http://schemas.openxmlformats.org/drawingml/2006/wordprocessingDrawing" xmlns:w10="urn:schemas-microsoft-com:office:word" xmlns:w="http://schemas.openxmlformats.org/wordprocessingml/2006/main" xmlns:w14="http://schemas.microsoft.com/office/word/2010/wordml" xmlns:w15="http://schemas.microsoft.com/office/word/2012/wordml" xmlns:w16cex="http://schemas.microsoft.com/office/word/2018/wordml/cex" xmlns:w16cid="http://schemas.microsoft.com/office/word/2016/wordml/cid" xmlns:w16="http://schemas.microsoft.com/office/word/2018/wordml" xmlns:w16sdtdh="http://schemas.microsoft.com/office/word/2020/wordml/sdtdatahash" xmlns:w16se="http://schemas.microsoft.com/office/word/2015/wordml/symex" xmlns:wpg="http://schemas.microsoft.com/office/word/2010/wordprocessingGroup" xmlns:wpi="http://schemas.microsoft.com/office/word/2010/wordprocessingInk" xmlns:wne="http://schemas.microsoft.com/office/word/2006/wordml" xmlns:wps="http://schemas.microsoft.com/office/word/2010/wordprocessingShape" mc:Ignorable="w14 w15 w16se w16cid w16 w16cex w16sdtdh wp14">
   <w:p>
     <w:pPr>
       <w:pStyle w:val="aa"/>
@@ -12967,7 +12822,7 @@
 </file>
 
 <file path=word/footer2.xml><?xml version="1.0" encoding="utf-8"?>
-<w:ftr xmlns:wpc="http://schemas.microsoft.com/office/word/2010/wordprocessingCanvas" xmlns:cx="http://schemas.microsoft.com/office/drawing/2014/chartex" xmlns:cx1="http://schemas.microsoft.com/office/drawing/2015/9/8/chartex" xmlns:mc="http://schemas.openxmlformats.org/markup-compatibility/2006" xmlns:o="urn:schemas-microsoft-com:office:office" xmlns:r="http://schemas.openxmlformats.org/officeDocument/2006/relationships" xmlns:m="http://schemas.openxmlformats.org/officeDocument/2006/math" xmlns:v="urn:schemas-microsoft-com:vml" xmlns:wp14="http://schemas.microsoft.com/office/word/2010/wordprocessingDrawing" xmlns:wp="http://schemas.openxmlformats.org/drawingml/2006/wordprocessingDrawing" xmlns:w10="urn:schemas-microsoft-com:office:word" xmlns:w="http://schemas.openxmlformats.org/wordprocessingml/2006/main" xmlns:w14="http://schemas.microsoft.com/office/word/2010/wordml" xmlns:w15="http://schemas.microsoft.com/office/word/2012/wordml" xmlns:w16se="http://schemas.microsoft.com/office/word/2015/wordml/symex" xmlns:wpg="http://schemas.microsoft.com/office/word/2010/wordprocessingGroup" xmlns:wpi="http://schemas.microsoft.com/office/word/2010/wordprocessingInk" xmlns:wne="http://schemas.microsoft.com/office/word/2006/wordml" xmlns:wps="http://schemas.microsoft.com/office/word/2010/wordprocessingShape" mc:Ignorable="w14 w15 w16se wp14">
+<w:ftr xmlns:wpc="http://schemas.microsoft.com/office/word/2010/wordprocessingCanvas" xmlns:cx="http://schemas.microsoft.com/office/drawing/2014/chartex" xmlns:cx1="http://schemas.microsoft.com/office/drawing/2015/9/8/chartex" xmlns:cx2="http://schemas.microsoft.com/office/drawing/2015/10/21/chartex" xmlns:cx3="http://schemas.microsoft.com/office/drawing/2016/5/9/chartex" xmlns:cx4="http://schemas.microsoft.com/office/drawing/2016/5/10/chartex" xmlns:cx5="http://schemas.microsoft.com/office/drawing/2016/5/11/chartex" xmlns:cx6="http://schemas.microsoft.com/office/drawing/2016/5/12/chartex" xmlns:cx7="http://schemas.microsoft.com/office/drawing/2016/5/13/chartex" xmlns:cx8="http://schemas.microsoft.com/office/drawing/2016/5/14/chartex" xmlns:mc="http://schemas.openxmlformats.org/markup-compatibility/2006" xmlns:aink="http://schemas.microsoft.com/office/drawing/2016/ink" xmlns:am3d="http://schemas.microsoft.com/office/drawing/2017/model3d" xmlns:o="urn:schemas-microsoft-com:office:office" xmlns:oel="http://schemas.microsoft.com/office/2019/extlst" xmlns:r="http://schemas.openxmlformats.org/officeDocument/2006/relationships" xmlns:m="http://schemas.openxmlformats.org/officeDocument/2006/math" xmlns:v="urn:schemas-microsoft-com:vml" xmlns:wp14="http://schemas.microsoft.com/office/word/2010/wordprocessingDrawing" xmlns:wp="http://schemas.openxmlformats.org/drawingml/2006/wordprocessingDrawing" xmlns:w10="urn:schemas-microsoft-com:office:word" xmlns:w="http://schemas.openxmlformats.org/wordprocessingml/2006/main" xmlns:w14="http://schemas.microsoft.com/office/word/2010/wordml" xmlns:w15="http://schemas.microsoft.com/office/word/2012/wordml" xmlns:w16cex="http://schemas.microsoft.com/office/word/2018/wordml/cex" xmlns:w16cid="http://schemas.microsoft.com/office/word/2016/wordml/cid" xmlns:w16="http://schemas.microsoft.com/office/word/2018/wordml" xmlns:w16sdtdh="http://schemas.microsoft.com/office/word/2020/wordml/sdtdatahash" xmlns:w16se="http://schemas.microsoft.com/office/word/2015/wordml/symex" xmlns:wpg="http://schemas.microsoft.com/office/word/2010/wordprocessingGroup" xmlns:wpi="http://schemas.microsoft.com/office/word/2010/wordprocessingInk" xmlns:wne="http://schemas.microsoft.com/office/word/2006/wordml" xmlns:wps="http://schemas.microsoft.com/office/word/2010/wordprocessingShape" mc:Ignorable="w14 w15 w16se w16cid w16 w16cex w16sdtdh wp14">
   <w:p>
     <w:pPr>
       <w:pStyle w:val="aa"/>
@@ -13012,7 +12867,7 @@
 </file>
 
 <file path=word/footnotes.xml><?xml version="1.0" encoding="utf-8"?>
-<w:footnotes xmlns:wpc="http://schemas.microsoft.com/office/word/2010/wordprocessingCanvas" xmlns:cx="http://schemas.microsoft.com/office/drawing/2014/chartex" xmlns:cx1="http://schemas.microsoft.com/office/drawing/2015/9/8/chartex" xmlns:mc="http://schemas.openxmlformats.org/markup-compatibility/2006" xmlns:o="urn:schemas-microsoft-com:office:office" xmlns:r="http://schemas.openxmlformats.org/officeDocument/2006/relationships" xmlns:m="http://schemas.openxmlformats.org/officeDocument/2006/math" xmlns:v="urn:schemas-microsoft-com:vml" xmlns:wp14="http://schemas.microsoft.com/office/word/2010/wordprocessingDrawing" xmlns:wp="http://schemas.openxmlformats.org/drawingml/2006/wordprocessingDrawing" xmlns:w10="urn:schemas-microsoft-com:office:word" xmlns:w="http://schemas.openxmlformats.org/wordprocessingml/2006/main" xmlns:w14="http://schemas.microsoft.com/office/word/2010/wordml" xmlns:w15="http://schemas.microsoft.com/office/word/2012/wordml" xmlns:w16se="http://schemas.microsoft.com/office/word/2015/wordml/symex" xmlns:wpg="http://schemas.microsoft.com/office/word/2010/wordprocessingGroup" xmlns:wpi="http://schemas.microsoft.com/office/word/2010/wordprocessingInk" xmlns:wne="http://schemas.microsoft.com/office/word/2006/wordml" xmlns:wps="http://schemas.microsoft.com/office/word/2010/wordprocessingShape" mc:Ignorable="w14 w15 w16se wp14">
+<w:footnotes xmlns:wpc="http://schemas.microsoft.com/office/word/2010/wordprocessingCanvas" xmlns:cx="http://schemas.microsoft.com/office/drawing/2014/chartex" xmlns:cx1="http://schemas.microsoft.com/office/drawing/2015/9/8/chartex" xmlns:cx2="http://schemas.microsoft.com/office/drawing/2015/10/21/chartex" xmlns:cx3="http://schemas.microsoft.com/office/drawing/2016/5/9/chartex" xmlns:cx4="http://schemas.microsoft.com/office/drawing/2016/5/10/chartex" xmlns:cx5="http://schemas.microsoft.com/office/drawing/2016/5/11/chartex" xmlns:cx6="http://schemas.microsoft.com/office/drawing/2016/5/12/chartex" xmlns:cx7="http://schemas.microsoft.com/office/drawing/2016/5/13/chartex" xmlns:cx8="http://schemas.microsoft.com/office/drawing/2016/5/14/chartex" xmlns:mc="http://schemas.openxmlformats.org/markup-compatibility/2006" xmlns:aink="http://schemas.microsoft.com/office/drawing/2016/ink" xmlns:am3d="http://schemas.microsoft.com/office/drawing/2017/model3d" xmlns:o="urn:schemas-microsoft-com:office:office" xmlns:oel="http://schemas.microsoft.com/office/2019/extlst" xmlns:r="http://schemas.openxmlformats.org/officeDocument/2006/relationships" xmlns:m="http://schemas.openxmlformats.org/officeDocument/2006/math" xmlns:v="urn:schemas-microsoft-com:vml" xmlns:wp14="http://schemas.microsoft.com/office/word/2010/wordprocessingDrawing" xmlns:wp="http://schemas.openxmlformats.org/drawingml/2006/wordprocessingDrawing" xmlns:w10="urn:schemas-microsoft-com:office:word" xmlns:w="http://schemas.openxmlformats.org/wordprocessingml/2006/main" xmlns:w14="http://schemas.microsoft.com/office/word/2010/wordml" xmlns:w15="http://schemas.microsoft.com/office/word/2012/wordml" xmlns:w16cex="http://schemas.microsoft.com/office/word/2018/wordml/cex" xmlns:w16cid="http://schemas.microsoft.com/office/word/2016/wordml/cid" xmlns:w16="http://schemas.microsoft.com/office/word/2018/wordml" xmlns:w16sdtdh="http://schemas.microsoft.com/office/word/2020/wordml/sdtdatahash" xmlns:w16se="http://schemas.microsoft.com/office/word/2015/wordml/symex" xmlns:wpg="http://schemas.microsoft.com/office/word/2010/wordprocessingGroup" xmlns:wpi="http://schemas.microsoft.com/office/word/2010/wordprocessingInk" xmlns:wne="http://schemas.microsoft.com/office/word/2006/wordml" xmlns:wps="http://schemas.microsoft.com/office/word/2010/wordprocessingShape" mc:Ignorable="w14 w15 w16se w16cid w16 w16cex w16sdtdh wp14">
   <w:footnote w:type="separator" w:id="-1">
     <w:p>
       <w:r>
@@ -13031,7 +12886,7 @@
 </file>
 
 <file path=word/header1.xml><?xml version="1.0" encoding="utf-8"?>
-<w:hdr xmlns:wpc="http://schemas.microsoft.com/office/word/2010/wordprocessingCanvas" xmlns:cx="http://schemas.microsoft.com/office/drawing/2014/chartex" xmlns:cx1="http://schemas.microsoft.com/office/drawing/2015/9/8/chartex" xmlns:mc="http://schemas.openxmlformats.org/markup-compatibility/2006" xmlns:o="urn:schemas-microsoft-com:office:office" xmlns:r="http://schemas.openxmlformats.org/officeDocument/2006/relationships" xmlns:m="http://schemas.openxmlformats.org/officeDocument/2006/math" xmlns:v="urn:schemas-microsoft-com:vml" xmlns:wp14="http://schemas.microsoft.com/office/word/2010/wordprocessingDrawing" xmlns:wp="http://schemas.openxmlformats.org/drawingml/2006/wordprocessingDrawing" xmlns:w10="urn:schemas-microsoft-com:office:word" xmlns:w="http://schemas.openxmlformats.org/wordprocessingml/2006/main" xmlns:w14="http://schemas.microsoft.com/office/word/2010/wordml" xmlns:w15="http://schemas.microsoft.com/office/word/2012/wordml" xmlns:w16se="http://schemas.microsoft.com/office/word/2015/wordml/symex" xmlns:wpg="http://schemas.microsoft.com/office/word/2010/wordprocessingGroup" xmlns:wpi="http://schemas.microsoft.com/office/word/2010/wordprocessingInk" xmlns:wne="http://schemas.microsoft.com/office/word/2006/wordml" xmlns:wps="http://schemas.microsoft.com/office/word/2010/wordprocessingShape" mc:Ignorable="w14 w15 w16se wp14">
+<w:hdr xmlns:wpc="http://schemas.microsoft.com/office/word/2010/wordprocessingCanvas" xmlns:cx="http://schemas.microsoft.com/office/drawing/2014/chartex" xmlns:cx1="http://schemas.microsoft.com/office/drawing/2015/9/8/chartex" xmlns:cx2="http://schemas.microsoft.com/office/drawing/2015/10/21/chartex" xmlns:cx3="http://schemas.microsoft.com/office/drawing/2016/5/9/chartex" xmlns:cx4="http://schemas.microsoft.com/office/drawing/2016/5/10/chartex" xmlns:cx5="http://schemas.microsoft.com/office/drawing/2016/5/11/chartex" xmlns:cx6="http://schemas.microsoft.com/office/drawing/2016/5/12/chartex" xmlns:cx7="http://schemas.microsoft.com/office/drawing/2016/5/13/chartex" xmlns:cx8="http://schemas.microsoft.com/office/drawing/2016/5/14/chartex" xmlns:mc="http://schemas.openxmlformats.org/markup-compatibility/2006" xmlns:aink="http://schemas.microsoft.com/office/drawing/2016/ink" xmlns:am3d="http://schemas.microsoft.com/office/drawing/2017/model3d" xmlns:o="urn:schemas-microsoft-com:office:office" xmlns:oel="http://schemas.microsoft.com/office/2019/extlst" xmlns:r="http://schemas.openxmlformats.org/officeDocument/2006/relationships" xmlns:m="http://schemas.openxmlformats.org/officeDocument/2006/math" xmlns:v="urn:schemas-microsoft-com:vml" xmlns:wp14="http://schemas.microsoft.com/office/word/2010/wordprocessingDrawing" xmlns:wp="http://schemas.openxmlformats.org/drawingml/2006/wordprocessingDrawing" xmlns:w10="urn:schemas-microsoft-com:office:word" xmlns:w="http://schemas.openxmlformats.org/wordprocessingml/2006/main" xmlns:w14="http://schemas.microsoft.com/office/word/2010/wordml" xmlns:w15="http://schemas.microsoft.com/office/word/2012/wordml" xmlns:w16cex="http://schemas.microsoft.com/office/word/2018/wordml/cex" xmlns:w16cid="http://schemas.microsoft.com/office/word/2016/wordml/cid" xmlns:w16="http://schemas.microsoft.com/office/word/2018/wordml" xmlns:w16sdtdh="http://schemas.microsoft.com/office/word/2020/wordml/sdtdatahash" xmlns:w16se="http://schemas.microsoft.com/office/word/2015/wordml/symex" xmlns:wpg="http://schemas.microsoft.com/office/word/2010/wordprocessingGroup" xmlns:wpi="http://schemas.microsoft.com/office/word/2010/wordprocessingInk" xmlns:wne="http://schemas.microsoft.com/office/word/2006/wordml" xmlns:wps="http://schemas.microsoft.com/office/word/2010/wordprocessingShape" mc:Ignorable="w14 w15 w16se w16cid w16 w16cex w16sdtdh wp14">
   <w:sdt>
     <w:sdtPr>
       <w:id w:val="-614679904"/>
@@ -13040,7 +12895,6 @@
         <w:docPartUnique/>
       </w:docPartObj>
     </w:sdtPr>
-    <w:sdtEndPr/>
     <w:sdtContent>
       <w:p>
         <w:pPr>
@@ -13101,7 +12955,7 @@
 </file>
 
 <file path=word/header2.xml><?xml version="1.0" encoding="utf-8"?>
-<w:hdr xmlns:wpc="http://schemas.microsoft.com/office/word/2010/wordprocessingCanvas" xmlns:cx="http://schemas.microsoft.com/office/drawing/2014/chartex" xmlns:cx1="http://schemas.microsoft.com/office/drawing/2015/9/8/chartex" xmlns:mc="http://schemas.openxmlformats.org/markup-compatibility/2006" xmlns:o="urn:schemas-microsoft-com:office:office" xmlns:r="http://schemas.openxmlformats.org/officeDocument/2006/relationships" xmlns:m="http://schemas.openxmlformats.org/officeDocument/2006/math" xmlns:v="urn:schemas-microsoft-com:vml" xmlns:wp14="http://schemas.microsoft.com/office/word/2010/wordprocessingDrawing" xmlns:wp="http://schemas.openxmlformats.org/drawingml/2006/wordprocessingDrawing" xmlns:w10="urn:schemas-microsoft-com:office:word" xmlns:w="http://schemas.openxmlformats.org/wordprocessingml/2006/main" xmlns:w14="http://schemas.microsoft.com/office/word/2010/wordml" xmlns:w15="http://schemas.microsoft.com/office/word/2012/wordml" xmlns:w16se="http://schemas.microsoft.com/office/word/2015/wordml/symex" xmlns:wpg="http://schemas.microsoft.com/office/word/2010/wordprocessingGroup" xmlns:wpi="http://schemas.microsoft.com/office/word/2010/wordprocessingInk" xmlns:wne="http://schemas.microsoft.com/office/word/2006/wordml" xmlns:wps="http://schemas.microsoft.com/office/word/2010/wordprocessingShape" mc:Ignorable="w14 w15 w16se wp14">
+<w:hdr xmlns:wpc="http://schemas.microsoft.com/office/word/2010/wordprocessingCanvas" xmlns:cx="http://schemas.microsoft.com/office/drawing/2014/chartex" xmlns:cx1="http://schemas.microsoft.com/office/drawing/2015/9/8/chartex" xmlns:cx2="http://schemas.microsoft.com/office/drawing/2015/10/21/chartex" xmlns:cx3="http://schemas.microsoft.com/office/drawing/2016/5/9/chartex" xmlns:cx4="http://schemas.microsoft.com/office/drawing/2016/5/10/chartex" xmlns:cx5="http://schemas.microsoft.com/office/drawing/2016/5/11/chartex" xmlns:cx6="http://schemas.microsoft.com/office/drawing/2016/5/12/chartex" xmlns:cx7="http://schemas.microsoft.com/office/drawing/2016/5/13/chartex" xmlns:cx8="http://schemas.microsoft.com/office/drawing/2016/5/14/chartex" xmlns:mc="http://schemas.openxmlformats.org/markup-compatibility/2006" xmlns:aink="http://schemas.microsoft.com/office/drawing/2016/ink" xmlns:am3d="http://schemas.microsoft.com/office/drawing/2017/model3d" xmlns:o="urn:schemas-microsoft-com:office:office" xmlns:oel="http://schemas.microsoft.com/office/2019/extlst" xmlns:r="http://schemas.openxmlformats.org/officeDocument/2006/relationships" xmlns:m="http://schemas.openxmlformats.org/officeDocument/2006/math" xmlns:v="urn:schemas-microsoft-com:vml" xmlns:wp14="http://schemas.microsoft.com/office/word/2010/wordprocessingDrawing" xmlns:wp="http://schemas.openxmlformats.org/drawingml/2006/wordprocessingDrawing" xmlns:w10="urn:schemas-microsoft-com:office:word" xmlns:w="http://schemas.openxmlformats.org/wordprocessingml/2006/main" xmlns:w14="http://schemas.microsoft.com/office/word/2010/wordml" xmlns:w15="http://schemas.microsoft.com/office/word/2012/wordml" xmlns:w16cex="http://schemas.microsoft.com/office/word/2018/wordml/cex" xmlns:w16cid="http://schemas.microsoft.com/office/word/2016/wordml/cid" xmlns:w16="http://schemas.microsoft.com/office/word/2018/wordml" xmlns:w16sdtdh="http://schemas.microsoft.com/office/word/2020/wordml/sdtdatahash" xmlns:w16se="http://schemas.microsoft.com/office/word/2015/wordml/symex" xmlns:wpg="http://schemas.microsoft.com/office/word/2010/wordprocessingGroup" xmlns:wpi="http://schemas.microsoft.com/office/word/2010/wordprocessingInk" xmlns:wne="http://schemas.microsoft.com/office/word/2006/wordml" xmlns:wps="http://schemas.microsoft.com/office/word/2010/wordprocessingShape" mc:Ignorable="w14 w15 w16se w16cid w16 w16cex w16sdtdh wp14">
   <w:p>
     <w:pPr>
       <w:pStyle w:val="a3"/>
@@ -13135,7 +12989,7 @@
 </file>
 
 <file path=word/numbering.xml><?xml version="1.0" encoding="utf-8"?>
-<w:numbering xmlns:wpc="http://schemas.microsoft.com/office/word/2010/wordprocessingCanvas" xmlns:cx="http://schemas.microsoft.com/office/drawing/2014/chartex" xmlns:cx1="http://schemas.microsoft.com/office/drawing/2015/9/8/chartex" xmlns:mc="http://schemas.openxmlformats.org/markup-compatibility/2006" xmlns:o="urn:schemas-microsoft-com:office:office" xmlns:r="http://schemas.openxmlformats.org/officeDocument/2006/relationships" xmlns:m="http://schemas.openxmlformats.org/officeDocument/2006/math" xmlns:v="urn:schemas-microsoft-com:vml" xmlns:wp14="http://schemas.microsoft.com/office/word/2010/wordprocessingDrawing" xmlns:wp="http://schemas.openxmlformats.org/drawingml/2006/wordprocessingDrawing" xmlns:w10="urn:schemas-microsoft-com:office:word" xmlns:w="http://schemas.openxmlformats.org/wordprocessingml/2006/main" xmlns:w14="http://schemas.microsoft.com/office/word/2010/wordml" xmlns:w15="http://schemas.microsoft.com/office/word/2012/wordml" xmlns:w16se="http://schemas.microsoft.com/office/word/2015/wordml/symex" xmlns:wpg="http://schemas.microsoft.com/office/word/2010/wordprocessingGroup" xmlns:wpi="http://schemas.microsoft.com/office/word/2010/wordprocessingInk" xmlns:wne="http://schemas.microsoft.com/office/word/2006/wordml" xmlns:wps="http://schemas.microsoft.com/office/word/2010/wordprocessingShape" mc:Ignorable="w14 w15 w16se wp14">
+<w:numbering xmlns:wpc="http://schemas.microsoft.com/office/word/2010/wordprocessingCanvas" xmlns:cx="http://schemas.microsoft.com/office/drawing/2014/chartex" xmlns:cx1="http://schemas.microsoft.com/office/drawing/2015/9/8/chartex" xmlns:cx2="http://schemas.microsoft.com/office/drawing/2015/10/21/chartex" xmlns:cx3="http://schemas.microsoft.com/office/drawing/2016/5/9/chartex" xmlns:cx4="http://schemas.microsoft.com/office/drawing/2016/5/10/chartex" xmlns:cx5="http://schemas.microsoft.com/office/drawing/2016/5/11/chartex" xmlns:cx6="http://schemas.microsoft.com/office/drawing/2016/5/12/chartex" xmlns:cx7="http://schemas.microsoft.com/office/drawing/2016/5/13/chartex" xmlns:cx8="http://schemas.microsoft.com/office/drawing/2016/5/14/chartex" xmlns:mc="http://schemas.openxmlformats.org/markup-compatibility/2006" xmlns:aink="http://schemas.microsoft.com/office/drawing/2016/ink" xmlns:am3d="http://schemas.microsoft.com/office/drawing/2017/model3d" xmlns:o="urn:schemas-microsoft-com:office:office" xmlns:oel="http://schemas.microsoft.com/office/2019/extlst" xmlns:r="http://schemas.openxmlformats.org/officeDocument/2006/relationships" xmlns:m="http://schemas.openxmlformats.org/officeDocument/2006/math" xmlns:v="urn:schemas-microsoft-com:vml" xmlns:wp14="http://schemas.microsoft.com/office/word/2010/wordprocessingDrawing" xmlns:wp="http://schemas.openxmlformats.org/drawingml/2006/wordprocessingDrawing" xmlns:w10="urn:schemas-microsoft-com:office:word" xmlns:w="http://schemas.openxmlformats.org/wordprocessingml/2006/main" xmlns:w14="http://schemas.microsoft.com/office/word/2010/wordml" xmlns:w15="http://schemas.microsoft.com/office/word/2012/wordml" xmlns:w16cex="http://schemas.microsoft.com/office/word/2018/wordml/cex" xmlns:w16cid="http://schemas.microsoft.com/office/word/2016/wordml/cid" xmlns:w16="http://schemas.microsoft.com/office/word/2018/wordml" xmlns:w16sdtdh="http://schemas.microsoft.com/office/word/2020/wordml/sdtdatahash" xmlns:w16se="http://schemas.microsoft.com/office/word/2015/wordml/symex" xmlns:wpg="http://schemas.microsoft.com/office/word/2010/wordprocessingGroup" xmlns:wpi="http://schemas.microsoft.com/office/word/2010/wordprocessingInk" xmlns:wne="http://schemas.microsoft.com/office/word/2006/wordml" xmlns:wps="http://schemas.microsoft.com/office/word/2010/wordprocessingShape" mc:Ignorable="w14 w15 w16se w16cid w16 w16cex w16sdtdh wp14">
   <w:abstractNum w:abstractNumId="0" w15:restartNumberingAfterBreak="0">
     <w:nsid w:val="13974D40"/>
     <w:multiLevelType w:val="multilevel"/>
@@ -15868,85 +15722,85 @@
       </w:rPr>
     </w:lvl>
   </w:abstractNum>
-  <w:num w:numId="1">
+  <w:num w:numId="1" w16cid:durableId="366024846">
     <w:abstractNumId w:val="9"/>
   </w:num>
-  <w:num w:numId="2">
+  <w:num w:numId="2" w16cid:durableId="564686938">
     <w:abstractNumId w:val="16"/>
   </w:num>
-  <w:num w:numId="3">
+  <w:num w:numId="3" w16cid:durableId="1195312007">
     <w:abstractNumId w:val="21"/>
   </w:num>
-  <w:num w:numId="4">
+  <w:num w:numId="4" w16cid:durableId="1213924511">
     <w:abstractNumId w:val="17"/>
   </w:num>
-  <w:num w:numId="5">
+  <w:num w:numId="5" w16cid:durableId="809903990">
     <w:abstractNumId w:val="4"/>
   </w:num>
-  <w:num w:numId="6">
+  <w:num w:numId="6" w16cid:durableId="279185948">
     <w:abstractNumId w:val="15"/>
   </w:num>
-  <w:num w:numId="7">
+  <w:num w:numId="7" w16cid:durableId="881593297">
     <w:abstractNumId w:val="19"/>
   </w:num>
-  <w:num w:numId="8">
+  <w:num w:numId="8" w16cid:durableId="87846709">
     <w:abstractNumId w:val="20"/>
   </w:num>
-  <w:num w:numId="9">
+  <w:num w:numId="9" w16cid:durableId="420873708">
     <w:abstractNumId w:val="5"/>
   </w:num>
-  <w:num w:numId="10">
+  <w:num w:numId="10" w16cid:durableId="1774979862">
     <w:abstractNumId w:val="2"/>
   </w:num>
-  <w:num w:numId="11">
+  <w:num w:numId="11" w16cid:durableId="1483427237">
     <w:abstractNumId w:val="0"/>
   </w:num>
-  <w:num w:numId="12">
+  <w:num w:numId="12" w16cid:durableId="72745304">
     <w:abstractNumId w:val="26"/>
   </w:num>
-  <w:num w:numId="13">
+  <w:num w:numId="13" w16cid:durableId="1608150146">
     <w:abstractNumId w:val="7"/>
   </w:num>
-  <w:num w:numId="14">
+  <w:num w:numId="14" w16cid:durableId="1245185677">
     <w:abstractNumId w:val="6"/>
   </w:num>
-  <w:num w:numId="15">
+  <w:num w:numId="15" w16cid:durableId="1620986223">
     <w:abstractNumId w:val="14"/>
   </w:num>
-  <w:num w:numId="16">
+  <w:num w:numId="16" w16cid:durableId="520704621">
     <w:abstractNumId w:val="24"/>
   </w:num>
-  <w:num w:numId="17">
+  <w:num w:numId="17" w16cid:durableId="1301954399">
     <w:abstractNumId w:val="8"/>
   </w:num>
-  <w:num w:numId="18">
+  <w:num w:numId="18" w16cid:durableId="787969831">
     <w:abstractNumId w:val="23"/>
   </w:num>
-  <w:num w:numId="19">
+  <w:num w:numId="19" w16cid:durableId="2062628019">
     <w:abstractNumId w:val="18"/>
   </w:num>
-  <w:num w:numId="20">
+  <w:num w:numId="20" w16cid:durableId="737090863">
     <w:abstractNumId w:val="22"/>
   </w:num>
-  <w:num w:numId="21">
+  <w:num w:numId="21" w16cid:durableId="163403878">
     <w:abstractNumId w:val="11"/>
   </w:num>
-  <w:num w:numId="22">
+  <w:num w:numId="22" w16cid:durableId="1952936271">
     <w:abstractNumId w:val="12"/>
   </w:num>
-  <w:num w:numId="23">
+  <w:num w:numId="23" w16cid:durableId="285163666">
     <w:abstractNumId w:val="25"/>
   </w:num>
-  <w:num w:numId="24">
+  <w:num w:numId="24" w16cid:durableId="225916441">
     <w:abstractNumId w:val="13"/>
   </w:num>
-  <w:num w:numId="25">
+  <w:num w:numId="25" w16cid:durableId="492570197">
     <w:abstractNumId w:val="3"/>
   </w:num>
-  <w:num w:numId="26">
+  <w:num w:numId="26" w16cid:durableId="405883029">
     <w:abstractNumId w:val="1"/>
   </w:num>
-  <w:num w:numId="27">
+  <w:num w:numId="27" w16cid:durableId="161706779">
     <w:abstractNumId w:val="10"/>
   </w:num>
   <w:numIdMacAtCleanup w:val="11"/>
@@ -15954,7 +15808,7 @@
 </file>
 
 <file path=word/styles.xml><?xml version="1.0" encoding="utf-8"?>
-<w:styles xmlns:mc="http://schemas.openxmlformats.org/markup-compatibility/2006" xmlns:r="http://schemas.openxmlformats.org/officeDocument/2006/relationships" xmlns:w="http://schemas.openxmlformats.org/wordprocessingml/2006/main" xmlns:w14="http://schemas.microsoft.com/office/word/2010/wordml" xmlns:w15="http://schemas.microsoft.com/office/word/2012/wordml" xmlns:w16se="http://schemas.microsoft.com/office/word/2015/wordml/symex" mc:Ignorable="w14 w15 w16se">
+<w:styles xmlns:mc="http://schemas.openxmlformats.org/markup-compatibility/2006" xmlns:r="http://schemas.openxmlformats.org/officeDocument/2006/relationships" xmlns:w="http://schemas.openxmlformats.org/wordprocessingml/2006/main" xmlns:w14="http://schemas.microsoft.com/office/word/2010/wordml" xmlns:w15="http://schemas.microsoft.com/office/word/2012/wordml" xmlns:w16cex="http://schemas.microsoft.com/office/word/2018/wordml/cex" xmlns:w16cid="http://schemas.microsoft.com/office/word/2016/wordml/cid" xmlns:w16="http://schemas.microsoft.com/office/word/2018/wordml" xmlns:w16sdtdh="http://schemas.microsoft.com/office/word/2020/wordml/sdtdatahash" xmlns:w16se="http://schemas.microsoft.com/office/word/2015/wordml/symex" mc:Ignorable="w14 w15 w16se w16cid w16 w16cex w16sdtdh">
   <w:docDefaults>
     <w:rPrDefault>
       <w:rPr>
@@ -15964,7 +15818,7 @@
     </w:rPrDefault>
     <w:pPrDefault/>
   </w:docDefaults>
-  <w:latentStyles w:defLockedState="0" w:defUIPriority="0" w:defSemiHidden="0" w:defUnhideWhenUsed="0" w:defQFormat="0" w:count="371">
+  <w:latentStyles w:defLockedState="0" w:defUIPriority="0" w:defSemiHidden="0" w:defUnhideWhenUsed="0" w:defQFormat="0" w:count="376">
     <w:lsdException w:name="Normal" w:qFormat="1"/>
     <w:lsdException w:name="heading 1" w:qFormat="1"/>
     <w:lsdException w:name="heading 2" w:qFormat="1"/>
@@ -16329,6 +16183,11 @@
     <w:lsdException w:name="List Table 5 Dark Accent 6" w:uiPriority="50"/>
     <w:lsdException w:name="List Table 6 Colorful Accent 6" w:uiPriority="51"/>
     <w:lsdException w:name="List Table 7 Colorful Accent 6" w:uiPriority="52"/>
+    <w:lsdException w:name="Mention" w:semiHidden="1" w:uiPriority="99" w:unhideWhenUsed="1"/>
+    <w:lsdException w:name="Smart Hyperlink" w:semiHidden="1" w:uiPriority="99" w:unhideWhenUsed="1"/>
+    <w:lsdException w:name="Hashtag" w:semiHidden="1" w:uiPriority="99" w:unhideWhenUsed="1"/>
+    <w:lsdException w:name="Unresolved Mention" w:semiHidden="1" w:uiPriority="99" w:unhideWhenUsed="1"/>
+    <w:lsdException w:name="Smart Link" w:semiHidden="1" w:uiPriority="99" w:unhideWhenUsed="1"/>
   </w:latentStyles>
   <w:style w:type="paragraph" w:default="1" w:styleId="a">
     <w:name w:val="Normal"/>
